--- a/Knowledge/3-Work knowledge/1-Software Engineering/2-Testing/5-My Source/1-ISTQB Foundation Level/9-Tool Support for Testing/1-Testing Tools Categories/4-Test Data Preparation Tools.docx
+++ b/Knowledge/3-Work knowledge/1-Software Engineering/2-Testing/5-My Source/1-ISTQB Foundation Level/9-Tool Support for Testing/1-Testing Tools Categories/4-Test Data Preparation Tools.docx
@@ -36,51 +36,77 @@
       </w:pPr>
       <w:r>
         <w:rPr>
-          <w:b/>
-          <w:shd w:val="clear" w:color="auto" w:fill="B7B7B7"/>
-        </w:rPr>
-        <w:t># Source</w:t>
-      </w:r>
-      <w:r>
-        <w:rPr>
-          <w:shd w:val="clear" w:color="auto" w:fill="B7B7B7"/>
-        </w:rPr>
-        <w:t xml:space="preserve">: </w:t>
-      </w:r>
-      <w:r>
-        <w:rPr>
-          <w:b/>
-          <w:shd w:val="clear" w:color="auto" w:fill="B7B7B7"/>
-        </w:rPr>
-        <w:t xml:space="preserve">Chatgpt </w:t>
-      </w:r>
-      <w:r>
-        <w:rPr>
-          <w:b/>
-          <w:sz w:val="14"/>
-          <w:szCs w:val="14"/>
-          <w:shd w:val="clear" w:color="auto" w:fill="B7B7B7"/>
-        </w:rPr>
-        <w:t>(GPT</w:t>
-      </w:r>
-      <w:r>
-        <w:rPr>
-          <w:rFonts w:ascii="Cambria Math" w:hAnsi="Cambria Math" w:cs="Cambria Math"/>
-          <w:b/>
-          <w:sz w:val="14"/>
-          <w:szCs w:val="14"/>
-          <w:shd w:val="clear" w:color="auto" w:fill="B7B7B7"/>
+          <w:rFonts w:ascii="Arial" w:eastAsia="Arial" w:hAnsi="Arial" w:cs="Arial"/>
+          <w:b/>
+          <w:color w:val="000000"/>
+          <w:sz w:val="18"/>
+          <w:highlight w:val="lightGray"/>
+        </w:rPr>
+        <w:t># Source: AI Source: Provided by: [Data Path</w:t>
+      </w:r>
+      <w:r>
+        <w:rPr>
+          <w:rFonts w:ascii="Arial" w:eastAsia="Arial" w:hAnsi="Arial" w:cs="Arial"/>
+          <w:color w:val="000000"/>
+          <w:sz w:val="18"/>
+          <w:highlight w:val="lightGray"/>
+        </w:rPr>
+        <w:t xml:space="preserve">: Persons Table -&gt; ID Column: 1, Name_En Column: Motasem Essam] -&gt; </w:t>
+      </w:r>
+      <w:r>
+        <w:rPr>
+          <w:rFonts w:ascii="Arial" w:eastAsia="Arial" w:hAnsi="Arial" w:cs="Arial"/>
+          <w:b/>
+          <w:color w:val="000000"/>
+          <w:sz w:val="18"/>
+          <w:highlight w:val="lightGray"/>
+        </w:rPr>
+        <w:t>From:</w:t>
+      </w:r>
+      <w:r>
+        <w:rPr>
+          <w:rFonts w:ascii="Arial" w:eastAsia="Arial" w:hAnsi="Arial" w:cs="Arial"/>
+          <w:color w:val="000000"/>
+          <w:sz w:val="18"/>
+          <w:highlight w:val="lightGray"/>
+        </w:rPr>
+        <w:t xml:space="preserve"> [Chatgpt (GPT</w:t>
+      </w:r>
+      <w:r>
+        <w:rPr>
+          <w:rFonts w:ascii="Arial" w:eastAsia="Arial" w:hAnsi="Arial" w:cs="Cambria Math"/>
+          <w:color w:val="000000"/>
+          <w:sz w:val="18"/>
+          <w:highlight w:val="lightGray"/>
         </w:rPr>
         <w:t>‑</w:t>
       </w:r>
       <w:r>
         <w:rPr>
-          <w:b/>
-          <w:sz w:val="14"/>
-          <w:szCs w:val="14"/>
-          <w:shd w:val="clear" w:color="auto" w:fill="B7B7B7"/>
-        </w:rPr>
-        <w:t>5 Mini) at [8/19/2025]</w:t>
+          <w:rFonts w:ascii="Arial" w:eastAsia="Arial" w:hAnsi="Arial" w:cs="Arial"/>
+          <w:color w:val="000000"/>
+          <w:sz w:val="18"/>
+          <w:highlight w:val="lightGray"/>
+        </w:rPr>
+        <w:t xml:space="preserve">5 Mini)] </w:t>
+      </w:r>
+      <w:r>
+        <w:rPr>
+          <w:rFonts w:ascii="Arial" w:eastAsia="Arial" w:hAnsi="Arial" w:cs="Arial"/>
+          <w:b/>
+          <w:color w:val="000000"/>
+          <w:sz w:val="18"/>
+          <w:highlight w:val="lightGray"/>
+        </w:rPr>
+        <w:t>on</w:t>
+      </w:r>
+      <w:r>
+        <w:rPr>
+          <w:rFonts w:ascii="Arial" w:eastAsia="Arial" w:hAnsi="Arial"/>
+          <w:sz w:val="18"/>
+          <w:highlight w:val="lightGray"/>
+        </w:rPr>
+        <w:t xml:space="preserve"> [8/19/2025]</w:t>
       </w:r>
     </w:p>
     <w:p>
@@ -132,7 +158,7 @@
     </w:p>
     <w:p>
       <w:r>
-        <w:pict w14:anchorId="26C9F62E">
+        <w:pict w14:anchorId="2D0CF875">
           <v:rect id="_x0000_i1025" style="width:0;height:1.5pt" o:hralign="center" o:hrstd="t" o:hr="t" fillcolor="#a0a0a0" stroked="f"/>
         </w:pict>
       </w:r>
@@ -156,51 +182,77 @@
       </w:pPr>
       <w:r>
         <w:rPr>
-          <w:b/>
-          <w:shd w:val="clear" w:color="auto" w:fill="B7B7B7"/>
-        </w:rPr>
-        <w:t># Source</w:t>
-      </w:r>
-      <w:r>
-        <w:rPr>
-          <w:shd w:val="clear" w:color="auto" w:fill="B7B7B7"/>
-        </w:rPr>
-        <w:t xml:space="preserve">: </w:t>
-      </w:r>
-      <w:r>
-        <w:rPr>
-          <w:b/>
-          <w:shd w:val="clear" w:color="auto" w:fill="B7B7B7"/>
-        </w:rPr>
-        <w:t xml:space="preserve">Chatgpt </w:t>
-      </w:r>
-      <w:r>
-        <w:rPr>
-          <w:b/>
-          <w:sz w:val="14"/>
-          <w:szCs w:val="14"/>
-          <w:shd w:val="clear" w:color="auto" w:fill="B7B7B7"/>
-        </w:rPr>
-        <w:t>(GPT</w:t>
-      </w:r>
-      <w:r>
-        <w:rPr>
-          <w:rFonts w:ascii="Cambria Math" w:hAnsi="Cambria Math" w:cs="Cambria Math"/>
-          <w:b/>
-          <w:sz w:val="14"/>
-          <w:szCs w:val="14"/>
-          <w:shd w:val="clear" w:color="auto" w:fill="B7B7B7"/>
+          <w:rFonts w:ascii="Arial" w:eastAsia="Arial" w:hAnsi="Arial" w:cs="Arial"/>
+          <w:b/>
+          <w:color w:val="000000"/>
+          <w:sz w:val="18"/>
+          <w:highlight w:val="lightGray"/>
+        </w:rPr>
+        <w:t># Source: AI Source: Provided by: [Data Path</w:t>
+      </w:r>
+      <w:r>
+        <w:rPr>
+          <w:rFonts w:ascii="Arial" w:eastAsia="Arial" w:hAnsi="Arial" w:cs="Arial"/>
+          <w:color w:val="000000"/>
+          <w:sz w:val="18"/>
+          <w:highlight w:val="lightGray"/>
+        </w:rPr>
+        <w:t xml:space="preserve">: Persons Table -&gt; ID Column: 1, Name_En Column: Motasem Essam] -&gt; </w:t>
+      </w:r>
+      <w:r>
+        <w:rPr>
+          <w:rFonts w:ascii="Arial" w:eastAsia="Arial" w:hAnsi="Arial" w:cs="Arial"/>
+          <w:b/>
+          <w:color w:val="000000"/>
+          <w:sz w:val="18"/>
+          <w:highlight w:val="lightGray"/>
+        </w:rPr>
+        <w:t>From:</w:t>
+      </w:r>
+      <w:r>
+        <w:rPr>
+          <w:rFonts w:ascii="Arial" w:eastAsia="Arial" w:hAnsi="Arial" w:cs="Arial"/>
+          <w:color w:val="000000"/>
+          <w:sz w:val="18"/>
+          <w:highlight w:val="lightGray"/>
+        </w:rPr>
+        <w:t xml:space="preserve"> [Chatgpt (GPT</w:t>
+      </w:r>
+      <w:r>
+        <w:rPr>
+          <w:rFonts w:ascii="Arial" w:eastAsia="Arial" w:hAnsi="Arial" w:cs="Cambria Math"/>
+          <w:color w:val="000000"/>
+          <w:sz w:val="18"/>
+          <w:highlight w:val="lightGray"/>
         </w:rPr>
         <w:t>‑</w:t>
       </w:r>
       <w:r>
         <w:rPr>
-          <w:b/>
-          <w:sz w:val="14"/>
-          <w:szCs w:val="14"/>
-          <w:shd w:val="clear" w:color="auto" w:fill="B7B7B7"/>
-        </w:rPr>
-        <w:t>5 Mini) at [8/19/2025]</w:t>
+          <w:rFonts w:ascii="Arial" w:eastAsia="Arial" w:hAnsi="Arial" w:cs="Arial"/>
+          <w:color w:val="000000"/>
+          <w:sz w:val="18"/>
+          <w:highlight w:val="lightGray"/>
+        </w:rPr>
+        <w:t xml:space="preserve">5 Mini)] </w:t>
+      </w:r>
+      <w:r>
+        <w:rPr>
+          <w:rFonts w:ascii="Arial" w:eastAsia="Arial" w:hAnsi="Arial" w:cs="Arial"/>
+          <w:b/>
+          <w:color w:val="000000"/>
+          <w:sz w:val="18"/>
+          <w:highlight w:val="lightGray"/>
+        </w:rPr>
+        <w:t>on</w:t>
+      </w:r>
+      <w:r>
+        <w:rPr>
+          <w:rFonts w:ascii="Arial" w:eastAsia="Arial" w:hAnsi="Arial"/>
+          <w:sz w:val="18"/>
+          <w:highlight w:val="lightGray"/>
+        </w:rPr>
+        <w:t xml:space="preserve"> [8/19/2025]</w:t>
       </w:r>
     </w:p>
     <w:p>
@@ -209,7 +261,7 @@
           <w:ilvl w:val="0"/>
           <w:numId w:val="2"/>
         </w:numPr>
-        <w:spacing w:before="240"/>
+        <w:spacing w:before="240" w:after="0" w:line="276" w:lineRule="auto"/>
       </w:pPr>
       <w:r>
         <w:rPr>
@@ -243,6 +295,7 @@
           <w:ilvl w:val="0"/>
           <w:numId w:val="2"/>
         </w:numPr>
+        <w:spacing w:after="0" w:line="276" w:lineRule="auto"/>
       </w:pPr>
       <w:r>
         <w:rPr>
@@ -270,6 +323,7 @@
           <w:ilvl w:val="0"/>
           <w:numId w:val="2"/>
         </w:numPr>
+        <w:spacing w:after="0" w:line="276" w:lineRule="auto"/>
       </w:pPr>
       <w:r>
         <w:rPr>
@@ -303,6 +357,7 @@
           <w:ilvl w:val="0"/>
           <w:numId w:val="2"/>
         </w:numPr>
+        <w:spacing w:after="0" w:line="276" w:lineRule="auto"/>
       </w:pPr>
       <w:r>
         <w:rPr>
@@ -336,7 +391,7 @@
           <w:ilvl w:val="0"/>
           <w:numId w:val="2"/>
         </w:numPr>
-        <w:spacing w:after="240"/>
+        <w:spacing w:after="240" w:line="276" w:lineRule="auto"/>
       </w:pPr>
       <w:r>
         <w:rPr>
@@ -366,7 +421,7 @@
     </w:p>
     <w:p>
       <w:r>
-        <w:pict w14:anchorId="2CF60014">
+        <w:pict w14:anchorId="65A46DFA">
           <v:rect id="_x0000_i1026" style="width:0;height:1.5pt" o:hralign="center" o:hrstd="t" o:hr="t" fillcolor="#a0a0a0" stroked="f"/>
         </w:pict>
       </w:r>
@@ -390,51 +445,77 @@
       </w:pPr>
       <w:r>
         <w:rPr>
-          <w:b/>
-          <w:shd w:val="clear" w:color="auto" w:fill="B7B7B7"/>
-        </w:rPr>
-        <w:t># Source</w:t>
-      </w:r>
-      <w:r>
-        <w:rPr>
-          <w:shd w:val="clear" w:color="auto" w:fill="B7B7B7"/>
-        </w:rPr>
-        <w:t xml:space="preserve">: </w:t>
-      </w:r>
-      <w:r>
-        <w:rPr>
-          <w:b/>
-          <w:shd w:val="clear" w:color="auto" w:fill="B7B7B7"/>
-        </w:rPr>
-        <w:t xml:space="preserve">Chatgpt </w:t>
-      </w:r>
-      <w:r>
-        <w:rPr>
-          <w:b/>
-          <w:sz w:val="14"/>
-          <w:szCs w:val="14"/>
-          <w:shd w:val="clear" w:color="auto" w:fill="B7B7B7"/>
-        </w:rPr>
-        <w:t>(GPT</w:t>
-      </w:r>
-      <w:r>
-        <w:rPr>
-          <w:rFonts w:ascii="Cambria Math" w:hAnsi="Cambria Math" w:cs="Cambria Math"/>
-          <w:b/>
-          <w:sz w:val="14"/>
-          <w:szCs w:val="14"/>
-          <w:shd w:val="clear" w:color="auto" w:fill="B7B7B7"/>
+          <w:rFonts w:ascii="Arial" w:eastAsia="Arial" w:hAnsi="Arial" w:cs="Arial"/>
+          <w:b/>
+          <w:color w:val="000000"/>
+          <w:sz w:val="18"/>
+          <w:highlight w:val="lightGray"/>
+        </w:rPr>
+        <w:t># Source: AI Source: Provided by: [Data Path</w:t>
+      </w:r>
+      <w:r>
+        <w:rPr>
+          <w:rFonts w:ascii="Arial" w:eastAsia="Arial" w:hAnsi="Arial" w:cs="Arial"/>
+          <w:color w:val="000000"/>
+          <w:sz w:val="18"/>
+          <w:highlight w:val="lightGray"/>
+        </w:rPr>
+        <w:t xml:space="preserve">: Persons Table -&gt; ID Column: 1, Name_En Column: Motasem Essam] -&gt; </w:t>
+      </w:r>
+      <w:r>
+        <w:rPr>
+          <w:rFonts w:ascii="Arial" w:eastAsia="Arial" w:hAnsi="Arial" w:cs="Arial"/>
+          <w:b/>
+          <w:color w:val="000000"/>
+          <w:sz w:val="18"/>
+          <w:highlight w:val="lightGray"/>
+        </w:rPr>
+        <w:t>From:</w:t>
+      </w:r>
+      <w:r>
+        <w:rPr>
+          <w:rFonts w:ascii="Arial" w:eastAsia="Arial" w:hAnsi="Arial" w:cs="Arial"/>
+          <w:color w:val="000000"/>
+          <w:sz w:val="18"/>
+          <w:highlight w:val="lightGray"/>
+        </w:rPr>
+        <w:t xml:space="preserve"> [Chatgpt (GPT</w:t>
+      </w:r>
+      <w:r>
+        <w:rPr>
+          <w:rFonts w:ascii="Arial" w:eastAsia="Arial" w:hAnsi="Arial" w:cs="Cambria Math"/>
+          <w:color w:val="000000"/>
+          <w:sz w:val="18"/>
+          <w:highlight w:val="lightGray"/>
         </w:rPr>
         <w:t>‑</w:t>
       </w:r>
       <w:r>
         <w:rPr>
-          <w:b/>
-          <w:sz w:val="14"/>
-          <w:szCs w:val="14"/>
-          <w:shd w:val="clear" w:color="auto" w:fill="B7B7B7"/>
-        </w:rPr>
-        <w:t>5 Mini) at [8/19/2025]</w:t>
+          <w:rFonts w:ascii="Arial" w:eastAsia="Arial" w:hAnsi="Arial" w:cs="Arial"/>
+          <w:color w:val="000000"/>
+          <w:sz w:val="18"/>
+          <w:highlight w:val="lightGray"/>
+        </w:rPr>
+        <w:t xml:space="preserve">5 Mini)] </w:t>
+      </w:r>
+      <w:r>
+        <w:rPr>
+          <w:rFonts w:ascii="Arial" w:eastAsia="Arial" w:hAnsi="Arial" w:cs="Arial"/>
+          <w:b/>
+          <w:color w:val="000000"/>
+          <w:sz w:val="18"/>
+          <w:highlight w:val="lightGray"/>
+        </w:rPr>
+        <w:t>on</w:t>
+      </w:r>
+      <w:r>
+        <w:rPr>
+          <w:rFonts w:ascii="Arial" w:eastAsia="Arial" w:hAnsi="Arial"/>
+          <w:sz w:val="18"/>
+          <w:highlight w:val="lightGray"/>
+        </w:rPr>
+        <w:t xml:space="preserve"> [8/19/2025]</w:t>
       </w:r>
     </w:p>
     <w:p>
@@ -443,13 +524,12 @@
           <w:ilvl w:val="0"/>
           <w:numId w:val="4"/>
         </w:numPr>
-        <w:spacing w:before="240"/>
-      </w:pPr>
-      <w:r>
-        <w:rPr>
-          <w:rFonts w:ascii="Roboto Mono" w:eastAsia="Roboto Mono" w:hAnsi="Roboto Mono" w:cs="Roboto Mono"/>
-        </w:rPr>
-        <w:lastRenderedPageBreak/>
+        <w:spacing w:before="240" w:after="0" w:line="276" w:lineRule="auto"/>
+      </w:pPr>
+      <w:r>
+        <w:rPr>
+          <w:rFonts w:ascii="Roboto Mono" w:eastAsia="Roboto Mono" w:hAnsi="Roboto Mono" w:cs="Roboto Mono"/>
+        </w:rPr>
         <w:t xml:space="preserve">Generate </w:t>
       </w:r>
       <w:r>
@@ -478,6 +558,7 @@
           <w:ilvl w:val="0"/>
           <w:numId w:val="4"/>
         </w:numPr>
+        <w:spacing w:after="0" w:line="276" w:lineRule="auto"/>
       </w:pPr>
       <w:r>
         <w:rPr>
@@ -505,6 +586,7 @@
           <w:ilvl w:val="0"/>
           <w:numId w:val="4"/>
         </w:numPr>
+        <w:spacing w:after="0" w:line="276" w:lineRule="auto"/>
       </w:pPr>
       <w:r>
         <w:rPr>
@@ -538,6 +620,7 @@
           <w:ilvl w:val="0"/>
           <w:numId w:val="4"/>
         </w:numPr>
+        <w:spacing w:after="0" w:line="276" w:lineRule="auto"/>
       </w:pPr>
       <w:r>
         <w:rPr>
@@ -571,7 +654,7 @@
           <w:ilvl w:val="0"/>
           <w:numId w:val="4"/>
         </w:numPr>
-        <w:spacing w:after="240"/>
+        <w:spacing w:after="240" w:line="276" w:lineRule="auto"/>
       </w:pPr>
       <w:r>
         <w:rPr>
@@ -601,7 +684,7 @@
     </w:p>
     <w:p>
       <w:r>
-        <w:pict w14:anchorId="746DD009">
+        <w:pict w14:anchorId="701C08FA">
           <v:rect id="_x0000_i1027" style="width:0;height:1.5pt" o:hralign="center" o:hrstd="t" o:hr="t" fillcolor="#a0a0a0" stroked="f"/>
         </w:pict>
       </w:r>
@@ -625,51 +708,77 @@
       </w:pPr>
       <w:r>
         <w:rPr>
-          <w:b/>
-          <w:shd w:val="clear" w:color="auto" w:fill="B7B7B7"/>
-        </w:rPr>
-        <w:t># Source</w:t>
-      </w:r>
-      <w:r>
-        <w:rPr>
-          <w:shd w:val="clear" w:color="auto" w:fill="B7B7B7"/>
-        </w:rPr>
-        <w:t xml:space="preserve">: </w:t>
-      </w:r>
-      <w:r>
-        <w:rPr>
-          <w:b/>
-          <w:shd w:val="clear" w:color="auto" w:fill="B7B7B7"/>
-        </w:rPr>
-        <w:t xml:space="preserve">Chatgpt </w:t>
-      </w:r>
-      <w:r>
-        <w:rPr>
-          <w:b/>
-          <w:sz w:val="14"/>
-          <w:szCs w:val="14"/>
-          <w:shd w:val="clear" w:color="auto" w:fill="B7B7B7"/>
-        </w:rPr>
-        <w:t>(GPT</w:t>
-      </w:r>
-      <w:r>
-        <w:rPr>
-          <w:rFonts w:ascii="Cambria Math" w:hAnsi="Cambria Math" w:cs="Cambria Math"/>
-          <w:b/>
-          <w:sz w:val="14"/>
-          <w:szCs w:val="14"/>
-          <w:shd w:val="clear" w:color="auto" w:fill="B7B7B7"/>
+          <w:rFonts w:ascii="Arial" w:eastAsia="Arial" w:hAnsi="Arial" w:cs="Arial"/>
+          <w:b/>
+          <w:color w:val="000000"/>
+          <w:sz w:val="18"/>
+          <w:highlight w:val="lightGray"/>
+        </w:rPr>
+        <w:t># Source: AI Source: Provided by: [Data Path</w:t>
+      </w:r>
+      <w:r>
+        <w:rPr>
+          <w:rFonts w:ascii="Arial" w:eastAsia="Arial" w:hAnsi="Arial" w:cs="Arial"/>
+          <w:color w:val="000000"/>
+          <w:sz w:val="18"/>
+          <w:highlight w:val="lightGray"/>
+        </w:rPr>
+        <w:t xml:space="preserve">: Persons Table -&gt; ID Column: 1, Name_En Column: Motasem Essam] -&gt; </w:t>
+      </w:r>
+      <w:r>
+        <w:rPr>
+          <w:rFonts w:ascii="Arial" w:eastAsia="Arial" w:hAnsi="Arial" w:cs="Arial"/>
+          <w:b/>
+          <w:color w:val="000000"/>
+          <w:sz w:val="18"/>
+          <w:highlight w:val="lightGray"/>
+        </w:rPr>
+        <w:t>From:</w:t>
+      </w:r>
+      <w:r>
+        <w:rPr>
+          <w:rFonts w:ascii="Arial" w:eastAsia="Arial" w:hAnsi="Arial" w:cs="Arial"/>
+          <w:color w:val="000000"/>
+          <w:sz w:val="18"/>
+          <w:highlight w:val="lightGray"/>
+        </w:rPr>
+        <w:t xml:space="preserve"> [Chatgpt (GPT</w:t>
+      </w:r>
+      <w:r>
+        <w:rPr>
+          <w:rFonts w:ascii="Arial" w:eastAsia="Arial" w:hAnsi="Arial" w:cs="Cambria Math"/>
+          <w:color w:val="000000"/>
+          <w:sz w:val="18"/>
+          <w:highlight w:val="lightGray"/>
         </w:rPr>
         <w:t>‑</w:t>
       </w:r>
       <w:r>
         <w:rPr>
-          <w:b/>
-          <w:sz w:val="14"/>
-          <w:szCs w:val="14"/>
-          <w:shd w:val="clear" w:color="auto" w:fill="B7B7B7"/>
-        </w:rPr>
-        <w:t>5 Mini) at [8/19/2025]</w:t>
+          <w:rFonts w:ascii="Arial" w:eastAsia="Arial" w:hAnsi="Arial" w:cs="Arial"/>
+          <w:color w:val="000000"/>
+          <w:sz w:val="18"/>
+          <w:highlight w:val="lightGray"/>
+        </w:rPr>
+        <w:t xml:space="preserve">5 Mini)] </w:t>
+      </w:r>
+      <w:r>
+        <w:rPr>
+          <w:rFonts w:ascii="Arial" w:eastAsia="Arial" w:hAnsi="Arial" w:cs="Arial"/>
+          <w:b/>
+          <w:color w:val="000000"/>
+          <w:sz w:val="18"/>
+          <w:highlight w:val="lightGray"/>
+        </w:rPr>
+        <w:t>on</w:t>
+      </w:r>
+      <w:r>
+        <w:rPr>
+          <w:rFonts w:ascii="Arial" w:eastAsia="Arial" w:hAnsi="Arial"/>
+          <w:sz w:val="18"/>
+          <w:highlight w:val="lightGray"/>
+        </w:rPr>
+        <w:t xml:space="preserve"> [8/19/2025]</w:t>
       </w:r>
     </w:p>
     <w:p>
@@ -678,7 +787,7 @@
           <w:ilvl w:val="0"/>
           <w:numId w:val="1"/>
         </w:numPr>
-        <w:spacing w:before="240"/>
+        <w:spacing w:before="240" w:after="0" w:line="276" w:lineRule="auto"/>
       </w:pPr>
       <w:r>
         <w:rPr>
@@ -706,6 +815,7 @@
           <w:ilvl w:val="0"/>
           <w:numId w:val="1"/>
         </w:numPr>
+        <w:spacing w:after="0" w:line="276" w:lineRule="auto"/>
       </w:pPr>
       <w:r>
         <w:rPr>
@@ -733,6 +843,7 @@
           <w:ilvl w:val="0"/>
           <w:numId w:val="1"/>
         </w:numPr>
+        <w:spacing w:after="0" w:line="276" w:lineRule="auto"/>
       </w:pPr>
       <w:r>
         <w:rPr>
@@ -760,7 +871,7 @@
           <w:ilvl w:val="0"/>
           <w:numId w:val="1"/>
         </w:numPr>
-        <w:spacing w:after="240"/>
+        <w:spacing w:after="240" w:line="276" w:lineRule="auto"/>
       </w:pPr>
       <w:r>
         <w:rPr>
@@ -784,7 +895,7 @@
     </w:p>
     <w:p>
       <w:r>
-        <w:pict w14:anchorId="33D2E221">
+        <w:pict w14:anchorId="7E915401">
           <v:rect id="_x0000_i1028" style="width:0;height:1.5pt" o:hralign="center" o:hrstd="t" o:hr="t" fillcolor="#a0a0a0" stroked="f"/>
         </w:pict>
       </w:r>
@@ -808,51 +919,77 @@
       </w:pPr>
       <w:r>
         <w:rPr>
-          <w:b/>
-          <w:shd w:val="clear" w:color="auto" w:fill="B7B7B7"/>
-        </w:rPr>
-        <w:t># Source</w:t>
-      </w:r>
-      <w:r>
-        <w:rPr>
-          <w:shd w:val="clear" w:color="auto" w:fill="B7B7B7"/>
-        </w:rPr>
-        <w:t xml:space="preserve">: </w:t>
-      </w:r>
-      <w:r>
-        <w:rPr>
-          <w:b/>
-          <w:shd w:val="clear" w:color="auto" w:fill="B7B7B7"/>
-        </w:rPr>
-        <w:t xml:space="preserve">Chatgpt </w:t>
-      </w:r>
-      <w:r>
-        <w:rPr>
-          <w:b/>
-          <w:sz w:val="14"/>
-          <w:szCs w:val="14"/>
-          <w:shd w:val="clear" w:color="auto" w:fill="B7B7B7"/>
-        </w:rPr>
-        <w:t>(GPT</w:t>
-      </w:r>
-      <w:r>
-        <w:rPr>
-          <w:rFonts w:ascii="Cambria Math" w:hAnsi="Cambria Math" w:cs="Cambria Math"/>
-          <w:b/>
-          <w:sz w:val="14"/>
-          <w:szCs w:val="14"/>
-          <w:shd w:val="clear" w:color="auto" w:fill="B7B7B7"/>
+          <w:rFonts w:ascii="Arial" w:eastAsia="Arial" w:hAnsi="Arial" w:cs="Arial"/>
+          <w:b/>
+          <w:color w:val="000000"/>
+          <w:sz w:val="18"/>
+          <w:highlight w:val="lightGray"/>
+        </w:rPr>
+        <w:t># Source: AI Source: Provided by: [Data Path</w:t>
+      </w:r>
+      <w:r>
+        <w:rPr>
+          <w:rFonts w:ascii="Arial" w:eastAsia="Arial" w:hAnsi="Arial" w:cs="Arial"/>
+          <w:color w:val="000000"/>
+          <w:sz w:val="18"/>
+          <w:highlight w:val="lightGray"/>
+        </w:rPr>
+        <w:t xml:space="preserve">: Persons Table -&gt; ID Column: 1, Name_En Column: Motasem Essam] -&gt; </w:t>
+      </w:r>
+      <w:r>
+        <w:rPr>
+          <w:rFonts w:ascii="Arial" w:eastAsia="Arial" w:hAnsi="Arial" w:cs="Arial"/>
+          <w:b/>
+          <w:color w:val="000000"/>
+          <w:sz w:val="18"/>
+          <w:highlight w:val="lightGray"/>
+        </w:rPr>
+        <w:t>From:</w:t>
+      </w:r>
+      <w:r>
+        <w:rPr>
+          <w:rFonts w:ascii="Arial" w:eastAsia="Arial" w:hAnsi="Arial" w:cs="Arial"/>
+          <w:color w:val="000000"/>
+          <w:sz w:val="18"/>
+          <w:highlight w:val="lightGray"/>
+        </w:rPr>
+        <w:t xml:space="preserve"> [Chatgpt (GPT</w:t>
+      </w:r>
+      <w:r>
+        <w:rPr>
+          <w:rFonts w:ascii="Arial" w:eastAsia="Arial" w:hAnsi="Arial" w:cs="Cambria Math"/>
+          <w:color w:val="000000"/>
+          <w:sz w:val="18"/>
+          <w:highlight w:val="lightGray"/>
         </w:rPr>
         <w:t>‑</w:t>
       </w:r>
       <w:r>
         <w:rPr>
-          <w:b/>
-          <w:sz w:val="14"/>
-          <w:szCs w:val="14"/>
-          <w:shd w:val="clear" w:color="auto" w:fill="B7B7B7"/>
-        </w:rPr>
-        <w:t>5 Mini) at [8/19/2025]</w:t>
+          <w:rFonts w:ascii="Arial" w:eastAsia="Arial" w:hAnsi="Arial" w:cs="Arial"/>
+          <w:color w:val="000000"/>
+          <w:sz w:val="18"/>
+          <w:highlight w:val="lightGray"/>
+        </w:rPr>
+        <w:t xml:space="preserve">5 Mini)] </w:t>
+      </w:r>
+      <w:r>
+        <w:rPr>
+          <w:rFonts w:ascii="Arial" w:eastAsia="Arial" w:hAnsi="Arial" w:cs="Arial"/>
+          <w:b/>
+          <w:color w:val="000000"/>
+          <w:sz w:val="18"/>
+          <w:highlight w:val="lightGray"/>
+        </w:rPr>
+        <w:t>on</w:t>
+      </w:r>
+      <w:r>
+        <w:rPr>
+          <w:rFonts w:ascii="Arial" w:eastAsia="Arial" w:hAnsi="Arial"/>
+          <w:sz w:val="18"/>
+          <w:highlight w:val="lightGray"/>
+        </w:rPr>
+        <w:t xml:space="preserve"> [8/19/2025]</w:t>
       </w:r>
     </w:p>
     <w:p>
@@ -861,7 +998,7 @@
           <w:ilvl w:val="0"/>
           <w:numId w:val="3"/>
         </w:numPr>
-        <w:spacing w:before="240"/>
+        <w:spacing w:before="240" w:after="0" w:line="276" w:lineRule="auto"/>
       </w:pPr>
       <w:r>
         <w:rPr>
@@ -895,6 +1032,7 @@
           <w:ilvl w:val="0"/>
           <w:numId w:val="3"/>
         </w:numPr>
+        <w:spacing w:after="0" w:line="276" w:lineRule="auto"/>
       </w:pPr>
       <w:r>
         <w:rPr>
@@ -941,7 +1079,7 @@
           <w:ilvl w:val="0"/>
           <w:numId w:val="3"/>
         </w:numPr>
-        <w:spacing w:after="240"/>
+        <w:spacing w:after="240" w:line="276" w:lineRule="auto"/>
       </w:pPr>
       <w:r>
         <w:rPr>
@@ -971,8 +1109,7 @@
     </w:p>
     <w:p>
       <w:r>
-        <w:lastRenderedPageBreak/>
-        <w:pict w14:anchorId="3C39E561">
+        <w:pict w14:anchorId="2850ADDD">
           <v:rect id="_x0000_i1029" style="width:0;height:1.5pt" o:hralign="center" o:hrstd="t" o:hr="t" fillcolor="#a0a0a0" stroked="f"/>
         </w:pict>
       </w:r>
@@ -1052,18 +1189,19 @@
     </w:p>
     <w:p>
       <w:r>
-        <w:pict w14:anchorId="14218877">
+        <w:pict w14:anchorId="3A2AC8BC">
           <v:rect id="_x0000_i1030" style="width:0;height:1.5pt" o:hralign="center" o:hrstd="t" o:hr="t" fillcolor="#a0a0a0" stroked="f"/>
         </w:pict>
       </w:r>
     </w:p>
+    <w:p/>
     <w:p/>
     <w:p/>
     <w:sectPr>
       <w:pgSz w:w="12240" w:h="15840"/>
       <w:pgMar w:top="1440" w:right="1440" w:bottom="1440" w:left="1440" w:header="720" w:footer="720" w:gutter="0"/>
-      <w:pgNumType w:start="1"/>
       <w:cols w:space="720"/>
+      <w:docGrid w:linePitch="360"/>
     </w:sectPr>
   </w:body>
 </w:document>
@@ -1938,18 +2076,6 @@
   <w:style w:type="paragraph" w:default="1" w:styleId="Normal">
     <w:name w:val="Normal"/>
     <w:qFormat/>
-    <w:rsid w:val="004A6626"/>
-    <w:pPr>
-      <w:spacing w:after="0" w:line="276" w:lineRule="auto"/>
-    </w:pPr>
-    <w:rPr>
-      <w:rFonts w:ascii="Arial" w:eastAsia="Arial" w:hAnsi="Arial" w:cs="Arial"/>
-      <w:kern w:val="0"/>
-      <w:sz w:val="22"/>
-      <w:szCs w:val="22"/>
-      <w:lang w:val="en"/>
-      <w14:ligatures w14:val="none"/>
-    </w:rPr>
   </w:style>
   <w:style w:type="paragraph" w:styleId="Heading1">
     <w:name w:val="heading 1"/>
@@ -1958,7 +2084,7 @@
     <w:link w:val="Heading1Char"/>
     <w:uiPriority w:val="9"/>
     <w:qFormat/>
-    <w:rsid w:val="00875E6C"/>
+    <w:rsid w:val="009F0D93"/>
     <w:pPr>
       <w:keepNext/>
       <w:keepLines/>
@@ -1980,7 +2106,7 @@
     <w:uiPriority w:val="9"/>
     <w:unhideWhenUsed/>
     <w:qFormat/>
-    <w:rsid w:val="00875E6C"/>
+    <w:rsid w:val="009F0D93"/>
     <w:pPr>
       <w:keepNext/>
       <w:keepLines/>
@@ -2003,7 +2129,7 @@
     <w:semiHidden/>
     <w:unhideWhenUsed/>
     <w:qFormat/>
-    <w:rsid w:val="00875E6C"/>
+    <w:rsid w:val="009F0D93"/>
     <w:pPr>
       <w:keepNext/>
       <w:keepLines/>
@@ -2026,7 +2152,7 @@
     <w:semiHidden/>
     <w:unhideWhenUsed/>
     <w:qFormat/>
-    <w:rsid w:val="00875E6C"/>
+    <w:rsid w:val="009F0D93"/>
     <w:pPr>
       <w:keepNext/>
       <w:keepLines/>
@@ -2049,7 +2175,7 @@
     <w:semiHidden/>
     <w:unhideWhenUsed/>
     <w:qFormat/>
-    <w:rsid w:val="00875E6C"/>
+    <w:rsid w:val="009F0D93"/>
     <w:pPr>
       <w:keepNext/>
       <w:keepLines/>
@@ -2070,11 +2196,11 @@
     <w:semiHidden/>
     <w:unhideWhenUsed/>
     <w:qFormat/>
-    <w:rsid w:val="00875E6C"/>
+    <w:rsid w:val="009F0D93"/>
     <w:pPr>
       <w:keepNext/>
       <w:keepLines/>
-      <w:spacing w:before="40"/>
+      <w:spacing w:before="40" w:after="0"/>
       <w:outlineLvl w:val="5"/>
     </w:pPr>
     <w:rPr>
@@ -2093,11 +2219,11 @@
     <w:semiHidden/>
     <w:unhideWhenUsed/>
     <w:qFormat/>
-    <w:rsid w:val="00875E6C"/>
+    <w:rsid w:val="009F0D93"/>
     <w:pPr>
       <w:keepNext/>
       <w:keepLines/>
-      <w:spacing w:before="40"/>
+      <w:spacing w:before="40" w:after="0"/>
       <w:outlineLvl w:val="6"/>
     </w:pPr>
     <w:rPr>
@@ -2114,10 +2240,11 @@
     <w:semiHidden/>
     <w:unhideWhenUsed/>
     <w:qFormat/>
-    <w:rsid w:val="00875E6C"/>
+    <w:rsid w:val="009F0D93"/>
     <w:pPr>
       <w:keepNext/>
       <w:keepLines/>
+      <w:spacing w:after="0"/>
       <w:outlineLvl w:val="7"/>
     </w:pPr>
     <w:rPr>
@@ -2136,10 +2263,11 @@
     <w:semiHidden/>
     <w:unhideWhenUsed/>
     <w:qFormat/>
-    <w:rsid w:val="00875E6C"/>
+    <w:rsid w:val="009F0D93"/>
     <w:pPr>
       <w:keepNext/>
       <w:keepLines/>
+      <w:spacing w:after="0"/>
       <w:outlineLvl w:val="8"/>
     </w:pPr>
     <w:rPr>
@@ -2179,7 +2307,7 @@
     <w:basedOn w:val="DefaultParagraphFont"/>
     <w:link w:val="Heading1"/>
     <w:uiPriority w:val="9"/>
-    <w:rsid w:val="00875E6C"/>
+    <w:rsid w:val="009F0D93"/>
     <w:rPr>
       <w:rFonts w:asciiTheme="majorHAnsi" w:eastAsiaTheme="majorEastAsia" w:hAnsiTheme="majorHAnsi" w:cstheme="majorBidi"/>
       <w:color w:val="2F5496" w:themeColor="accent1" w:themeShade="BF"/>
@@ -2192,7 +2320,7 @@
     <w:basedOn w:val="DefaultParagraphFont"/>
     <w:link w:val="Heading2"/>
     <w:uiPriority w:val="9"/>
-    <w:rsid w:val="00875E6C"/>
+    <w:rsid w:val="009F0D93"/>
     <w:rPr>
       <w:rFonts w:asciiTheme="majorHAnsi" w:eastAsiaTheme="majorEastAsia" w:hAnsiTheme="majorHAnsi" w:cstheme="majorBidi"/>
       <w:color w:val="2F5496" w:themeColor="accent1" w:themeShade="BF"/>
@@ -2206,7 +2334,7 @@
     <w:link w:val="Heading3"/>
     <w:uiPriority w:val="9"/>
     <w:semiHidden/>
-    <w:rsid w:val="00875E6C"/>
+    <w:rsid w:val="009F0D93"/>
     <w:rPr>
       <w:rFonts w:eastAsiaTheme="majorEastAsia" w:cstheme="majorBidi"/>
       <w:color w:val="2F5496" w:themeColor="accent1" w:themeShade="BF"/>
@@ -2220,7 +2348,7 @@
     <w:link w:val="Heading4"/>
     <w:uiPriority w:val="9"/>
     <w:semiHidden/>
-    <w:rsid w:val="00875E6C"/>
+    <w:rsid w:val="009F0D93"/>
     <w:rPr>
       <w:rFonts w:eastAsiaTheme="majorEastAsia" w:cstheme="majorBidi"/>
       <w:i/>
@@ -2234,7 +2362,7 @@
     <w:link w:val="Heading5"/>
     <w:uiPriority w:val="9"/>
     <w:semiHidden/>
-    <w:rsid w:val="00875E6C"/>
+    <w:rsid w:val="009F0D93"/>
     <w:rPr>
       <w:rFonts w:eastAsiaTheme="majorEastAsia" w:cstheme="majorBidi"/>
       <w:color w:val="2F5496" w:themeColor="accent1" w:themeShade="BF"/>
@@ -2246,7 +2374,7 @@
     <w:link w:val="Heading6"/>
     <w:uiPriority w:val="9"/>
     <w:semiHidden/>
-    <w:rsid w:val="00875E6C"/>
+    <w:rsid w:val="009F0D93"/>
     <w:rPr>
       <w:rFonts w:eastAsiaTheme="majorEastAsia" w:cstheme="majorBidi"/>
       <w:i/>
@@ -2260,7 +2388,7 @@
     <w:link w:val="Heading7"/>
     <w:uiPriority w:val="9"/>
     <w:semiHidden/>
-    <w:rsid w:val="00875E6C"/>
+    <w:rsid w:val="009F0D93"/>
     <w:rPr>
       <w:rFonts w:eastAsiaTheme="majorEastAsia" w:cstheme="majorBidi"/>
       <w:color w:val="595959" w:themeColor="text1" w:themeTint="A6"/>
@@ -2272,7 +2400,7 @@
     <w:link w:val="Heading8"/>
     <w:uiPriority w:val="9"/>
     <w:semiHidden/>
-    <w:rsid w:val="00875E6C"/>
+    <w:rsid w:val="009F0D93"/>
     <w:rPr>
       <w:rFonts w:eastAsiaTheme="majorEastAsia" w:cstheme="majorBidi"/>
       <w:i/>
@@ -2286,7 +2414,7 @@
     <w:link w:val="Heading9"/>
     <w:uiPriority w:val="9"/>
     <w:semiHidden/>
-    <w:rsid w:val="00875E6C"/>
+    <w:rsid w:val="009F0D93"/>
     <w:rPr>
       <w:rFonts w:eastAsiaTheme="majorEastAsia" w:cstheme="majorBidi"/>
       <w:color w:val="272727" w:themeColor="text1" w:themeTint="D8"/>
@@ -2299,7 +2427,7 @@
     <w:link w:val="TitleChar"/>
     <w:uiPriority w:val="10"/>
     <w:qFormat/>
-    <w:rsid w:val="00875E6C"/>
+    <w:rsid w:val="009F0D93"/>
     <w:pPr>
       <w:spacing w:after="80" w:line="240" w:lineRule="auto"/>
       <w:contextualSpacing/>
@@ -2317,7 +2445,7 @@
     <w:basedOn w:val="DefaultParagraphFont"/>
     <w:link w:val="Title"/>
     <w:uiPriority w:val="10"/>
-    <w:rsid w:val="00875E6C"/>
+    <w:rsid w:val="009F0D93"/>
     <w:rPr>
       <w:rFonts w:asciiTheme="majorHAnsi" w:eastAsiaTheme="majorEastAsia" w:hAnsiTheme="majorHAnsi" w:cstheme="majorBidi"/>
       <w:spacing w:val="-10"/>
@@ -2333,7 +2461,7 @@
     <w:link w:val="SubtitleChar"/>
     <w:uiPriority w:val="11"/>
     <w:qFormat/>
-    <w:rsid w:val="00875E6C"/>
+    <w:rsid w:val="009F0D93"/>
     <w:pPr>
       <w:numPr>
         <w:ilvl w:val="1"/>
@@ -2352,7 +2480,7 @@
     <w:basedOn w:val="DefaultParagraphFont"/>
     <w:link w:val="Subtitle"/>
     <w:uiPriority w:val="11"/>
-    <w:rsid w:val="00875E6C"/>
+    <w:rsid w:val="009F0D93"/>
     <w:rPr>
       <w:rFonts w:eastAsiaTheme="majorEastAsia" w:cstheme="majorBidi"/>
       <w:color w:val="595959" w:themeColor="text1" w:themeTint="A6"/>
@@ -2368,7 +2496,7 @@
     <w:link w:val="QuoteChar"/>
     <w:uiPriority w:val="29"/>
     <w:qFormat/>
-    <w:rsid w:val="00875E6C"/>
+    <w:rsid w:val="009F0D93"/>
     <w:pPr>
       <w:spacing w:before="160"/>
       <w:jc w:val="center"/>
@@ -2384,7 +2512,7 @@
     <w:basedOn w:val="DefaultParagraphFont"/>
     <w:link w:val="Quote"/>
     <w:uiPriority w:val="29"/>
-    <w:rsid w:val="00875E6C"/>
+    <w:rsid w:val="009F0D93"/>
     <w:rPr>
       <w:i/>
       <w:iCs/>
@@ -2396,7 +2524,7 @@
     <w:basedOn w:val="Normal"/>
     <w:uiPriority w:val="34"/>
     <w:qFormat/>
-    <w:rsid w:val="00875E6C"/>
+    <w:rsid w:val="009F0D93"/>
     <w:pPr>
       <w:ind w:left="720"/>
       <w:contextualSpacing/>
@@ -2407,7 +2535,7 @@
     <w:basedOn w:val="DefaultParagraphFont"/>
     <w:uiPriority w:val="21"/>
     <w:qFormat/>
-    <w:rsid w:val="00875E6C"/>
+    <w:rsid w:val="009F0D93"/>
     <w:rPr>
       <w:i/>
       <w:iCs/>
@@ -2421,7 +2549,7 @@
     <w:link w:val="IntenseQuoteChar"/>
     <w:uiPriority w:val="30"/>
     <w:qFormat/>
-    <w:rsid w:val="00875E6C"/>
+    <w:rsid w:val="009F0D93"/>
     <w:pPr>
       <w:pBdr>
         <w:top w:val="single" w:sz="4" w:space="10" w:color="2F5496" w:themeColor="accent1" w:themeShade="BF"/>
@@ -2442,7 +2570,7 @@
     <w:basedOn w:val="DefaultParagraphFont"/>
     <w:link w:val="IntenseQuote"/>
     <w:uiPriority w:val="30"/>
-    <w:rsid w:val="00875E6C"/>
+    <w:rsid w:val="009F0D93"/>
     <w:rPr>
       <w:i/>
       <w:iCs/>
@@ -2454,7 +2582,7 @@
     <w:basedOn w:val="DefaultParagraphFont"/>
     <w:uiPriority w:val="32"/>
     <w:qFormat/>
-    <w:rsid w:val="00875E6C"/>
+    <w:rsid w:val="009F0D93"/>
     <w:rPr>
       <w:b/>
       <w:bCs/>
